--- a/Informe_Agente_Inversor_Grupo8_v1.docx
+++ b/Informe_Agente_Inversor_Grupo8_v1.docx
@@ -19287,6 +19287,79 @@
           <w:szCs w:val="24"/>
         </w:rPr>
         <w:t>La consecuencia práctica es que casi todo el esfuerzo se fue en construir y auditar el entorno, no en afinar el agente. El DQN de este proyecto es más simple que el que entrenamos para CarRacing; lo que es mucho más elaborado es el entorno, las pruebas que verifican que no mira el futuro y el protocolo que impide que el conjunto de prueba se contamine.</w:t>
+      </w:r>
+    </w:p>
+    <w:p>
+      <w:pPr>
+        <w:spacing w:after="140" w:line="276" w:lineRule="auto"/>
+        <w:jc w:val="both"/>
+      </w:pPr>
+      <w:r>
+        <w:rPr>
+          <w:b/>
+          <w:bCs/>
+          <w:sz w:val="26"/>
+          <w:szCs w:val="26"/>
+        </w:rPr>
+        <w:t>Joan Montenegro</w:t>
+      </w:r>
+    </w:p>
+    <w:p>
+      <w:pPr>
+        <w:spacing w:after="140" w:line="276" w:lineRule="auto"/>
+        <w:jc w:val="both"/>
+      </w:pPr>
+      <w:r>
+        <w:rPr>
+          <w:b/>
+          <w:bCs/>
+          <w:color w:val="0B0B0B"/>
+          <w:sz w:val="24"/>
+          <w:szCs w:val="24"/>
+        </w:rPr>
+        <w:t>Reproducir un resultado también forma parte importante de un proyecto</w:t>
+      </w:r>
+    </w:p>
+    <w:p>
+      <w:pPr>
+        <w:spacing w:after="140" w:line="276" w:lineRule="auto"/>
+        <w:jc w:val="both"/>
+      </w:pPr>
+      <w:r>
+        <w:rPr>
+          <w:color w:val="0B0B0B"/>
+          <w:sz w:val="24"/>
+          <w:szCs w:val="24"/>
+        </w:rPr>
+        <w:t>La revisión del repositorio me permitió entender que la reproducibilidad depende de más elementos que las semillas aleatorias. También requiere que otra persona pueda instalar las dependencias, localizar los modelos y ejecutar la evaluación siguiendo las instrucciones disponibles.</w:t>
+      </w:r>
+    </w:p>
+    <w:p>
+      <w:pPr>
+        <w:spacing w:after="140" w:line="276" w:lineRule="auto"/>
+        <w:jc w:val="both"/>
+      </w:pPr>
+      <w:r>
+        <w:rPr>
+          <w:color w:val="0B0B0B"/>
+          <w:sz w:val="24"/>
+          <w:szCs w:val="24"/>
+        </w:rPr>
+        <w:t>Un caso que me llamó la atención fue que las pruebas podían terminar sin errores aunque algunas no se hubieran ejecutado por falta de una dependencia. Esto me llevó a distinguir entre una ejecución exitosa y una verificación completa. También encontramos modelos incluidos en el repositorio que un evaluador no podía recuperar porque los buscaba en otra ubicación.</w:t>
+      </w:r>
+    </w:p>
+    <w:p>
+      <w:pPr>
+        <w:spacing w:after="140" w:line="276" w:lineRule="auto"/>
+        <w:jc w:val="both"/>
+      </w:pPr>
+      <w:r>
+        <w:rPr>
+          <w:color w:val="0B0B0B"/>
+          <w:sz w:val="24"/>
+          <w:szCs w:val="24"/>
+        </w:rPr>
+        <w:t>Estos problemas no cambiaban lo aprendido por los agentes, pero dificultaban comprobar sus resultados. Si repitiera el proyecto, incorporaría una revisión desde un entorno limpio antes de entregar: instalar el proyecto, ejecutar las pruebas y regenerar la evaluación únicamente con los archivos publicados. Considero que esa comprobación debería acompañar la evaluación del modelo, porque permite que el trabajo pueda ser utilizado y revisado por otras personas.</w:t>
       </w:r>
     </w:p>
     <w:p>
